--- a/patents/cardanalysis_base/formal/word/02_说明书_带附图预览.docx
+++ b/patents/cardanalysis_base/formal/word/02_说明书_带附图预览.docx
@@ -172,7 +172,7 @@
           <w:rFonts w:ascii="宋体" w:hAnsi="宋体" w:eastAsia="宋体"/>
           <w:sz w:val="24"/>
         </w:rPr>
-        <w:t>[0008] 因此，需要一种计算机实现的数据处理方法，将卡牌、卡组、敌人和遭遇等异构数字内容对象转换为统一的压缩语义表示，并基于该压缩语义表示进行结构评估、曲线分析、压力匹配、候选差分排序和审计输出。</w:t>
+        <w:t>[0008] 当多个评估模块、样本构造模块、学习排序模块和审计输出模块共同工作时，还可能出现中间产物提供者不唯一、评估口径被下游模块改写、某一模块变化后失效范围不清楚、多个候选评估任务并行执行时写入范围相互污染等问题。因此，需要一种计算机实现的数据处理方法，将卡牌、卡组、敌人和遭遇等异构数字内容对象转换为统一的压缩语义表示，并基于该压缩语义表示进行结构评估、曲线分析、压力匹配、候选差分排序、评估流程约束和审计输出。</w:t>
       </w:r>
     </w:p>
     <w:p>
@@ -213,7 +213,7 @@
           <w:rFonts w:ascii="宋体" w:hAnsi="宋体" w:eastAsia="宋体"/>
           <w:sz w:val="24"/>
         </w:rPr>
-        <w:t>[0009] 本发明要解决的技术问题是提供一种基于压缩语义空间的卡牌游戏内容设计评估方法，使计算设备能够将异构游戏内容对象转换为统一的低维结构化数据，并在该结构化数据上执行效果单元解析、有限字典映射、机制关系边生成、卡组曲线分析、敌人压力匹配、候选内容差分排序、样本构造和审计输出。</w:t>
+        <w:t>[0009] 本发明要解决的技术问题是提供一种基于压缩语义空间的卡牌游戏内容设计评估方法，使计算设备能够将异构游戏内容对象转换为统一的低维结构化数据，并在该结构化数据上执行效果单元解析、有限字典映射、机制关系边生成、卡组曲线分析、敌人压力匹配、候选内容差分排序、样本构造、评估流程约束和审计输出。</w:t>
       </w:r>
     </w:p>
     <w:p>
@@ -487,7 +487,7 @@
           <w:rFonts w:ascii="宋体" w:hAnsi="宋体" w:eastAsia="宋体"/>
           <w:sz w:val="24"/>
         </w:rPr>
-        <w:t>[0029] 在一种实施方式中，所述学习排序模型的输出不直接替代基于规则的候选排序结果，而是与基于规则的候选排序结果进行比较。当比较结果满足预设验证条件或人工审核条件时，将学习排序模型的输出用于更新候选评估结果。</w:t>
+        <w:t>[0029] 在一种实施方式中，所述学习排序模型的输出不直接替代基于规则的候选排序结果，而是与基于规则的候选排序结果进行比较。当比较结果满足预设验证条件或人工审核条件时，将学习排序模型的输出用于更新候选评估结果。在一种实施方式中，所述方法还包括构建用于评估流程编排的多关系约束图。所述多关系约束图包括能力节点、产物节点、决策节点和任务节点中的至少两种节点，并包括依赖边、提供边、消费边、冲突边、审核门控边和失效传播边中的至少三种边。计算设备可以基于所述多关系约束图执行一致性校验、影响范围分析、并行安全检查和审核门控检查，以确定哪些评估模块需要重新计算、哪些候选任务可以并行执行以及哪些输出需要人工复核。</w:t>
       </w:r>
     </w:p>
     <w:p>
@@ -500,7 +500,7 @@
           <w:rFonts w:ascii="宋体" w:hAnsi="宋体" w:eastAsia="宋体"/>
           <w:sz w:val="24"/>
         </w:rPr>
-        <w:t>[0030] 本发明还提供一种基于压缩语义空间的卡牌游戏内容设计评估系统，包括输入模块、归一化模块、投影模块、结构分析模块、曲线分析模块、压力分析模块、候选差分评估模块和审计输出模块。</w:t>
+        <w:t>[0030] 本发明还提供一种基于压缩语义空间的卡牌游戏内容设计评估系统，包括输入模块、归一化模块、投影模块、结构分析模块、曲线分析模块、压力分析模块、候选差分评估模块和审计输出模块。在一种实施方式中，所述系统还包括多关系约束图编排模块，用于生成评估流程的约束图并执行一致性校验、影响范围分析、并行安全检查或审核门控检查。</w:t>
       </w:r>
     </w:p>
     <w:p>
@@ -631,7 +631,7 @@
           <w:rFonts w:ascii="宋体" w:hAnsi="宋体" w:eastAsia="宋体"/>
           <w:sz w:val="24"/>
         </w:rPr>
-        <w:t>[0039] 第七，本发明输出可审计报告，保留投影依据、计算理由、排序结果、风险注记和不确定性说明，提高设计评估过程的可解释性和可复核性。</w:t>
+        <w:t>[0039] 第七，本发明输出可审计报告，保留投影依据、计算理由、排序结果、风险注记和不确定性说明，提高设计评估过程的可解释性和可复核性。第八，本发明通过多关系约束图记录评估能力、中间产物、任务和决策之间的依赖、消费、冲突、审核门控和失效传播关系，使计算设备能够自动确定受影响的评估模块、阻止并行任务之间的写入范围污染，并降低多模块评估结果被错误复用的风险。</w:t>
       </w:r>
     </w:p>
     <w:p>
@@ -2336,7 +2336,33 @@
           <w:rFonts w:ascii="宋体" w:hAnsi="宋体" w:eastAsia="宋体"/>
           <w:sz w:val="24"/>
         </w:rPr>
-        <w:t>[0123] 上述数据结构仅为示例，实际实现中可以根据数字内容对象类型增加、删除或合并字段。</w:t>
+        <w:t>[0123] 在一种实施方式中，多关系约束图包括节点集合和边集合。节点集合可以包括能力节点、产物节点、决策节点和任务节点。能力节点用于表示压缩语义投影、卡组结构分析、曲线分析、压力分析、候选差分评估、样本构造、学习排序或审计输出等评估能力；产物节点用于表示压缩语义表示、卡组结构表示、曲线表示、结构缺口表示、压力语义表示、候选贡献表示、风险表示或可审计报告等中间产物；决策节点用于表示人工审核边界、报告边界、学习排序启用边界或候选内容发布边界；任务节点用于表示候选评估、样本转换、报告生成或模型验证等可执行处理任务。</w:t>
+      </w:r>
+    </w:p>
+    <w:p>
+      <w:pPr>
+        <w:spacing w:before="0" w:after="120" w:line="360" w:lineRule="auto"/>
+        <w:ind w:firstLine="480"/>
+      </w:pPr>
+      <w:r>
+        <w:rPr>
+          <w:rFonts w:ascii="宋体" w:hAnsi="宋体" w:eastAsia="宋体"/>
+          <w:sz w:val="24"/>
+        </w:rPr>
+        <w:t>[0124] 在一种实施方式中，多关系约束图的边集合包括依赖边、提供边、消费边、冲突边、审核门控边和失效传播边。依赖边用于表示一个能力节点、任务节点或决策节点执行前需要满足的前置条件；提供边用于表示能力节点或任务节点产生的产物节点；消费边用于表示能力节点读取的产物节点；冲突边用于表示两个节点不能在同一并行批次中同时改写相同语义或相同写入范围；审核门控边用于表示两个节点可以独立生成但在进入可审计报告或候选评估结果前需要共同复核；失效传播边用于表示某一节点变化后需要重新计算或重新审核的下游节点。</w:t>
+      </w:r>
+    </w:p>
+    <w:p>
+      <w:pPr>
+        <w:spacing w:before="0" w:after="120" w:line="360" w:lineRule="auto"/>
+        <w:ind w:firstLine="480"/>
+      </w:pPr>
+      <w:r>
+        <w:rPr>
+          <w:rFonts w:ascii="宋体" w:hAnsi="宋体" w:eastAsia="宋体"/>
+          <w:sz w:val="24"/>
+        </w:rPr>
+        <w:t>[0125] 上述数据结构仅为示例，实际实现中可以根据数字内容对象类型增加、删除或合并字段。</w:t>
       </w:r>
     </w:p>
     <w:p>
@@ -2350,7 +2376,7 @@
           <w:b/>
           <w:sz w:val="26"/>
         </w:rPr>
-        <w:t>实施例九：系统、设备和存储介质</w:t>
+        <w:t>实施例九：多关系约束图编排</w:t>
       </w:r>
     </w:p>
     <w:p>
@@ -2363,7 +2389,7 @@
           <w:rFonts w:ascii="宋体" w:hAnsi="宋体" w:eastAsia="宋体"/>
           <w:sz w:val="24"/>
         </w:rPr>
-        <w:t>[0124] 一种基于压缩语义空间的卡牌游戏内容设计评估系统包括输入模块100、字段归一化模块110、压缩语义投影模块120、卡组结构分析模块130、曲线分析模块135、敌人压力分析模块140、候选差分评估模块150、样本构造模块160、学习排序模块170、审计输出模块180和人工审核门控模块190。所述输入模块100用于获取包括候选内容对象的数字内容对象和目标上下文，所述目标上下文包括目标卡组对象或可计算目标结构表示中的至少一种；所述曲线分析模块135用于生成以费用带、构筑阶段、时机窗口或压力窗口为索引的曲线表示；所述候选差分评估模块150用于将候选内容对象临时加入卡组对象或目标上下文中，并根据加入前后的差分结果生成候选贡献表示和风险表示。</w:t>
+        <w:t>[0126] 在本实施例中，计算设备在执行多个评估模块之前，首先获取多个评估能力、评估产物、候选任务和决策边界，并根据其输入输出关系生成多关系约束图。所述评估能力可以包括压缩语义投影能力、卡组结构分析能力、曲线分析能力、敌人压力分析能力、候选差分评估能力、样本构造能力、学习排序能力和审计输出能力。所述评估产物可以包括压缩语义表示、卡组结构表示、曲线表示、结构缺口表示、压力语义表示、候选贡献表示、风险表示、成对排序样本和可审计报告。</w:t>
       </w:r>
     </w:p>
     <w:p>
@@ -2376,7 +2402,7 @@
           <w:rFonts w:ascii="宋体" w:hAnsi="宋体" w:eastAsia="宋体"/>
           <w:sz w:val="24"/>
         </w:rPr>
-        <w:t>[0125] 各模块可以部署在同一计算设备中，也可以部署在多个服务器、本地工作站或云端计算环境中。</w:t>
+        <w:t>[0127] 计算设备对所述多关系约束图执行一致性校验。在一种实施方式中，一致性校验包括校验同一产物节点是否具有唯一提供者，校验依赖边是否形成循环依赖，校验多个任务节点的写入范围是否重叠，校验冲突边是否阻止对应任务节点并行执行，以及校验任务节点是否越过预设的人工审核边界、报告边界、学习排序启用边界或候选内容发布边界。若一致性校验失败，计算设备可以阻止对应任务进入候选评估流程，或者在可审计报告中生成风险注记。</w:t>
       </w:r>
     </w:p>
     <w:p>
@@ -2389,7 +2415,7 @@
           <w:rFonts w:ascii="宋体" w:hAnsi="宋体" w:eastAsia="宋体"/>
           <w:sz w:val="24"/>
         </w:rPr>
-        <w:t>[0126] 一种电子设备包括处理器和存储器，存储器中存储有计算机程序。所述计算机程序被处理器执行时，实现上述方法。</w:t>
+        <w:t>[0128] 当某一能力节点、产物节点、决策节点或任务节点发生变化时，计算设备沿提供边、消费边、依赖边、审核门控边或失效传播边生成影响范围表示。例如，当压缩语义投影能力的输出结构发生变化时，计算设备可以识别依赖该输出结构的机制分析、卡组结构分析、候选差分评估和审计输出模块，并生成重新计算或重新审核列表。由此，系统能够避免下游模块继续使用已经失效的中间产物。</w:t>
       </w:r>
     </w:p>
     <w:p>
@@ -2402,7 +2428,7 @@
           <w:rFonts w:ascii="宋体" w:hAnsi="宋体" w:eastAsia="宋体"/>
           <w:sz w:val="24"/>
         </w:rPr>
-        <w:t>[0127] 一种计算机可读存储介质，其上存储有计算机程序。所述计算机程序被处理器执行时，实现上述方法。</w:t>
+        <w:t>[0129] 在一种实施方式中，计算设备对多个候选任务节点执行并行安全检查。所述并行安全检查可以输出硬冲突、软冲突、写入范围重叠、审核门控对象和任务交接对象。硬冲突用于阻止同一批次中的任务并行执行；软冲突用于提示需要在审计输出前进行人工复核；写入范围重叠用于识别多个任务同时改写同一评估产物、同一报告段落或同一模型输入的风险。</w:t>
       </w:r>
     </w:p>
     <w:p>
@@ -2415,7 +2441,99 @@
           <w:rFonts w:ascii="宋体" w:hAnsi="宋体" w:eastAsia="宋体"/>
           <w:sz w:val="24"/>
         </w:rPr>
-        <w:t>[0128] 一种计算机程序产品，包括计算机程序或指令。所述计算机程序或指令被处理器执行时，实现上述方法。</w:t>
+        <w:t>[0130] 在一种实施方式中，计算设备将影响范围表示和并行安全检查结果写入可审计报告。所述可审计报告可以包括节点标识、节点类型、边类型、受影响节点、直接消费者、直接依赖者、失效节点、冲突节点、审核门控节点和任务写入范围。通过该处理，评估流程中的中间产物、候选排序和人工审核边界能够被追溯。</w:t>
+      </w:r>
+    </w:p>
+    <w:p>
+      <w:pPr>
+        <w:spacing w:before="80" w:after="120" w:line="312" w:lineRule="auto"/>
+        <w:jc w:val="left"/>
+      </w:pPr>
+      <w:r>
+        <w:rPr>
+          <w:rFonts w:ascii="微软雅黑" w:hAnsi="微软雅黑" w:eastAsia="微软雅黑"/>
+          <w:b/>
+          <w:sz w:val="26"/>
+        </w:rPr>
+        <w:t>实施例十：系统、设备和存储介质</w:t>
+      </w:r>
+    </w:p>
+    <w:p>
+      <w:pPr>
+        <w:spacing w:before="0" w:after="120" w:line="360" w:lineRule="auto"/>
+        <w:ind w:firstLine="480"/>
+      </w:pPr>
+      <w:r>
+        <w:rPr>
+          <w:rFonts w:ascii="宋体" w:hAnsi="宋体" w:eastAsia="宋体"/>
+          <w:sz w:val="24"/>
+        </w:rPr>
+        <w:t>[0131] 一种基于压缩语义空间的卡牌游戏内容设计评估系统包括输入模块100、字段归一化模块110、压缩语义投影模块120、卡组结构分析模块130、曲线分析模块135、敌人压力分析模块140、候选差分评估模块150、样本构造模块160、学习排序模块170、审计输出模块180和人工审核门控模块190。所述输入模块100用于获取包括候选内容对象的数字内容对象和目标上下文，所述目标上下文包括目标卡组对象或可计算目标结构表示中的至少一种；所述曲线分析模块135用于生成以费用带、构筑阶段、时机窗口或压力窗口为索引的曲线表示；所述候选差分评估模块150用于将候选内容对象临时加入卡组对象或目标上下文中，并根据加入前后的差分结果生成候选贡献表示和风险表示。</w:t>
+      </w:r>
+    </w:p>
+    <w:p>
+      <w:pPr>
+        <w:spacing w:before="0" w:after="120" w:line="360" w:lineRule="auto"/>
+        <w:ind w:firstLine="480"/>
+      </w:pPr>
+      <w:r>
+        <w:rPr>
+          <w:rFonts w:ascii="宋体" w:hAnsi="宋体" w:eastAsia="宋体"/>
+          <w:sz w:val="24"/>
+        </w:rPr>
+        <w:t>[0132] 在一种实施方式中，所述系统还包括多关系约束图编排模块。所述多关系约束图编排模块用于获取评估能力、评估产物、候选任务和决策边界，生成多关系约束图，并基于所述多关系约束图执行一致性校验、影响范围分析、并行安全检查或审核门控检查。</w:t>
+      </w:r>
+    </w:p>
+    <w:p>
+      <w:pPr>
+        <w:spacing w:before="0" w:after="120" w:line="360" w:lineRule="auto"/>
+        <w:ind w:firstLine="480"/>
+      </w:pPr>
+      <w:r>
+        <w:rPr>
+          <w:rFonts w:ascii="宋体" w:hAnsi="宋体" w:eastAsia="宋体"/>
+          <w:sz w:val="24"/>
+        </w:rPr>
+        <w:t>[0133] 各模块可以部署在同一计算设备中，也可以部署在多个服务器、本地工作站或云端计算环境中。</w:t>
+      </w:r>
+    </w:p>
+    <w:p>
+      <w:pPr>
+        <w:spacing w:before="0" w:after="120" w:line="360" w:lineRule="auto"/>
+        <w:ind w:firstLine="480"/>
+      </w:pPr>
+      <w:r>
+        <w:rPr>
+          <w:rFonts w:ascii="宋体" w:hAnsi="宋体" w:eastAsia="宋体"/>
+          <w:sz w:val="24"/>
+        </w:rPr>
+        <w:t>[0134] 一种电子设备包括处理器和存储器，存储器中存储有计算机程序。所述计算机程序被处理器执行时，实现上述方法。</w:t>
+      </w:r>
+    </w:p>
+    <w:p>
+      <w:pPr>
+        <w:spacing w:before="0" w:after="120" w:line="360" w:lineRule="auto"/>
+        <w:ind w:firstLine="480"/>
+      </w:pPr>
+      <w:r>
+        <w:rPr>
+          <w:rFonts w:ascii="宋体" w:hAnsi="宋体" w:eastAsia="宋体"/>
+          <w:sz w:val="24"/>
+        </w:rPr>
+        <w:t>[0135] 一种计算机可读存储介质，其上存储有计算机程序。所述计算机程序被处理器执行时，实现上述方法。</w:t>
+      </w:r>
+    </w:p>
+    <w:p>
+      <w:pPr>
+        <w:spacing w:before="0" w:after="120" w:line="360" w:lineRule="auto"/>
+        <w:ind w:firstLine="480"/>
+      </w:pPr>
+      <w:r>
+        <w:rPr>
+          <w:rFonts w:ascii="宋体" w:hAnsi="宋体" w:eastAsia="宋体"/>
+          <w:sz w:val="24"/>
+        </w:rPr>
+        <w:t>[0136] 一种计算机程序产品，包括计算机程序或指令。所述计算机程序或指令被处理器执行时，实现上述方法。</w:t>
       </w:r>
     </w:p>
     <w:p>
@@ -2442,7 +2560,7 @@
           <w:rFonts w:ascii="宋体" w:hAnsi="宋体" w:eastAsia="宋体"/>
           <w:sz w:val="24"/>
         </w:rPr>
-        <w:t>[0129] 本发明可以应用于数字卡牌游戏、牌库构筑游戏、战斗构筑游戏、策略游戏或其他具有组合式数字内容设计需求的交互式数字内容系统。通过本发明，可以提高内容设计评估效率、减少误报、提升设计审计能力，并支持卡牌、卡组、敌人和遭遇内容的同步迭代。</w:t>
+        <w:t>[0137] 本发明可以应用于数字卡牌游戏、牌库构筑游戏、战斗构筑游戏、策略游戏或其他具有组合式数字内容设计需求的交互式数字内容系统。通过本发明，可以提高内容设计评估效率、减少误报、提升设计审计能力，并支持卡牌、卡组、敌人和遭遇内容的同步迭代。</w:t>
       </w:r>
     </w:p>
     <w:sectPr>
